--- a/工作区/同步-数学选必1复合修复-0903/子步7/mirror/人教B版选必1 第1章 空间向量与立体几何·知识清单（完成）.docx
+++ b/工作区/同步-数学选必1复合修复-0903/子步7/mirror/人教B版选必1 第1章 空间向量与立体几何·知识清单（完成）.docx
@@ -43588,7 +43588,7 @@
         <w:sz w:val="18"/>
         <w:szCs w:val="18"/>
       </w:rPr>
-      <w:t xml:space="preserve">（共14页）·本2/共6本</w:t>
+      <w:t xml:space="preserve">（共13页）·本2/共6本</w:t>
     </w:r>
     <w:r>
       <w:rPr>
@@ -43738,7 +43738,7 @@
         <w:sz w:val="18"/>
         <w:szCs w:val="18"/>
       </w:rPr>
-      <w:t xml:space="preserve">（共14页）·本2/共6本</w:t>
+      <w:t xml:space="preserve">（共13页）·本2/共6本</w:t>
     </w:r>
     <w:r>
       <w:rPr>
